--- a/corpus/synthetic/protected-text-edit__002.docx
+++ b/corpus/synthetic/protected-text-edit__002.docx
@@ -3,20 +3,18 @@
 <w:document xmlns:w="http://schemas.openxmlformats.org/wordprocessingml/2006/main" xmlns:r="http://schemas.openxmlformats.org/officeDocument/2006/relationships" xmlns:wp="http://schemas.openxmlformats.org/drawingml/2006/wordprocessingDrawing" xmlns:a="http://schemas.openxmlformats.org/drawingml/2006/main" xmlns:pic="http://schemas.openxmlformats.org/drawingml/2006/picture" xmlns:m="http://schemas.openxmlformats.org/officeDocument/2006/math">
   <w:body>
     <w:p>
-      <m:oMath>
-        <m:f>
-          <m:num>
-            <m:r>
-              <m:t>x &amp; 1</m:t>
-            </m:r>
-          </m:num>
-          <m:den>
-            <m:r>
-              <m:t>y</m:t>
-            </m:r>
-          </m:den>
-        </m:f>
-      </m:oMath>
+      <w:pPr>
+        <w:pStyle w:val="TOC2"/>
+      </w:pPr>
+      <w:r>
+        <w:t xml:space="preserve"> Title </w:t>
+      </w:r>
+      <w:r>
+        <w:tab/>
+      </w:r>
+      <w:r>
+        <w:t>7</w:t>
+      </w:r>
     </w:p>
     <w:sectPr>
       <w:pgSz w:w="11906" w:h="16838"/>
